--- a/storage/document_templates/tagged/ICICI_DISCREET_CHECK_v1.docx
+++ b/storage/document_templates/tagged/ICICI_DISCREET_CHECK_v1.docx
@@ -154,7 +154,7 @@
                 <w:sz w:val="18"/>
                 <w:szCs w:val="18"/>
               </w:rPr>
-              <w:t>{{ type_of_check }}</w:t>
+              <w:t>Discreet Check — KRN {{ krn_no }}</w:t>
             </w:r>
             <w:r>
               <w:rPr>
@@ -249,7 +249,7 @@
                 <w:sz w:val="18"/>
                 <w:szCs w:val="18"/>
               </w:rPr>
-              <w:t>{{ report_submission_date }}</w:t>
+              <w:t xml:space="preserve">{{ report_submission_date }} </w:t>
             </w:r>
             <w:r>
               <w:rPr>
@@ -403,7 +403,7 @@
                 <w:sz w:val="18"/>
                 <w:szCs w:val="18"/>
               </w:rPr>
-              <w:t>{{ other_relevant_details }}</w:t>
+              <w:t>Detail</w:t>
             </w:r>
           </w:p>
         </w:tc>
@@ -438,6 +438,7 @@
                 <w:sz w:val="18"/>
                 <w:szCs w:val="18"/>
               </w:rPr>
+              <w:t>As per Proposal</w:t>
             </w:r>
           </w:p>
         </w:tc>
@@ -472,6 +473,7 @@
                 <w:sz w:val="18"/>
                 <w:szCs w:val="18"/>
               </w:rPr>
+              <w:t>If different from Proposal</w:t>
             </w:r>
           </w:p>
         </w:tc>
@@ -601,6 +603,7 @@
                 <w:sz w:val="18"/>
                 <w:szCs w:val="18"/>
               </w:rPr>
+              <w:t>No</w:t>
             </w:r>
           </w:p>
         </w:tc>
@@ -697,7 +700,7 @@
                 <w:sz w:val="18"/>
                 <w:szCs w:val="18"/>
               </w:rPr>
-              <w:t>{{ dob_age_proposal }}</w:t>
+              <w:t>NA</w:t>
             </w:r>
           </w:p>
         </w:tc>
@@ -727,6 +730,7 @@
                 <w:sz w:val="18"/>
                 <w:szCs w:val="18"/>
               </w:rPr>
+              <w:t>No</w:t>
             </w:r>
           </w:p>
         </w:tc>
@@ -828,7 +832,7 @@
                 <w:szCs w:val="18"/>
                 <w:lang w:val="en-US"/>
               </w:rPr>
-              <w:t>{{ address_proposal }}</w:t>
+              <w:t>{{ la_address }}</w:t>
             </w:r>
             <w:r>
               <w:rPr>
@@ -922,6 +926,7 @@
                 <w:sz w:val="18"/>
                 <w:szCs w:val="18"/>
               </w:rPr>
+              <w:t>No</w:t>
             </w:r>
           </w:p>
         </w:tc>
@@ -1019,7 +1024,7 @@
                 <w:sz w:val="18"/>
                 <w:szCs w:val="18"/>
               </w:rPr>
-              <w:t>{{ education_proposal }}</w:t>
+              <w:t xml:space="preserve">Not disclosed </w:t>
             </w:r>
           </w:p>
         </w:tc>
@@ -1050,6 +1055,7 @@
                 <w:sz w:val="18"/>
                 <w:szCs w:val="18"/>
               </w:rPr>
+              <w:t>NA</w:t>
             </w:r>
           </w:p>
         </w:tc>
@@ -1168,6 +1174,7 @@
                 <w:szCs w:val="18"/>
                 <w:u w:val="single"/>
               </w:rPr>
+              <w:t xml:space="preserve">Discreet Check </w:t>
             </w:r>
           </w:p>
           <w:p>
@@ -1205,6 +1212,7 @@
                 <w:sz w:val="18"/>
                 <w:szCs w:val="18"/>
               </w:rPr>
+              <w:t>Field Investigation Summary</w:t>
             </w:r>
           </w:p>
           <w:p>
@@ -1226,6 +1234,7 @@
                 <w:sz w:val="18"/>
                 <w:szCs w:val="18"/>
               </w:rPr>
+              <w:t>During the investigation, IO visited the provided address for discreet verification.</w:t>
             </w:r>
           </w:p>
           <w:p>
@@ -1247,6 +1256,7 @@
                 <w:sz w:val="18"/>
                 <w:szCs w:val="18"/>
               </w:rPr>
+              <w:t>As per the proposal, the address is {{ la_address }}</w:t>
             </w:r>
             <w:r>
               <w:rPr>
@@ -1340,6 +1350,7 @@
                 <w:sz w:val="18"/>
                 <w:szCs w:val="18"/>
               </w:rPr>
+              <w:t>However, the location was an entry-restricted area.</w:t>
             </w:r>
           </w:p>
           <w:p>
@@ -1361,6 +1372,7 @@
                 <w:sz w:val="18"/>
                 <w:szCs w:val="18"/>
               </w:rPr>
+              <w:t>IO met the security guard and requested entry, but the security guard did not allow the IO to enter.</w:t>
             </w:r>
           </w:p>
           <w:p>
@@ -1382,6 +1394,7 @@
                 <w:sz w:val="18"/>
                 <w:szCs w:val="18"/>
               </w:rPr>
+              <w:t>The security guard informed the IO that entry would only be allowed after speaking with the concerned person over the phone.</w:t>
             </w:r>
           </w:p>
           <w:p>
@@ -1405,6 +1418,7 @@
                 <w:sz w:val="18"/>
                 <w:szCs w:val="18"/>
               </w:rPr>
+              <w:t>Financial Status</w:t>
             </w:r>
           </w:p>
           <w:p>
@@ -1429,6 +1443,7 @@
                 <w:szCs w:val="18"/>
                 <w:lang w:val="en-US"/>
               </w:rPr>
+              <w:t>Due to restricted entry, the IO could not verify the LA's financial condition.</w:t>
             </w:r>
           </w:p>
           <w:p>
@@ -1463,6 +1478,7 @@
                 <w:sz w:val="18"/>
                 <w:szCs w:val="18"/>
               </w:rPr>
+              <w:t>Residential Check</w:t>
             </w:r>
             <w:r>
               <w:rPr>
@@ -1473,6 +1489,7 @@
                 <w:sz w:val="18"/>
                 <w:szCs w:val="18"/>
               </w:rPr>
+              <w:t xml:space="preserve"> </w:t>
             </w:r>
           </w:p>
           <w:p>
@@ -1494,6 +1511,7 @@
                 <w:sz w:val="18"/>
                 <w:szCs w:val="18"/>
               </w:rPr>
+              <w:t xml:space="preserve">IO reached the mentioned location; however, entry into the premises was restricted. </w:t>
             </w:r>
           </w:p>
           <w:p>
@@ -1515,6 +1533,7 @@
                 <w:sz w:val="18"/>
                 <w:szCs w:val="18"/>
               </w:rPr>
+              <w:t>Therefore, the residential verification could not be completed.</w:t>
             </w:r>
           </w:p>
           <w:p>
@@ -1545,6 +1564,7 @@
                 <w:sz w:val="18"/>
                 <w:szCs w:val="18"/>
               </w:rPr>
+              <w:t>Health Conditions</w:t>
             </w:r>
           </w:p>
           <w:p>
@@ -1566,6 +1586,7 @@
                 <w:sz w:val="18"/>
                 <w:szCs w:val="18"/>
               </w:rPr>
+              <w:t>Due to the restricted entry and non-completion of the discreet enquiry, the health condition of the LA and family members could not be verified.</w:t>
             </w:r>
           </w:p>
           <w:p>
@@ -1609,6 +1630,7 @@
                 <w:sz w:val="18"/>
                 <w:szCs w:val="18"/>
               </w:rPr>
+              <w:t>Conclusion</w:t>
             </w:r>
           </w:p>
           <w:p>
@@ -1631,6 +1653,7 @@
                 <w:szCs w:val="18"/>
                 <w:lang w:val="en-US"/>
               </w:rPr>
+              <w:t>IO visited the mentioned address; however, the location was an entry-restricted area. The security guard did not allow entry and informed the IO that entry could only be permitted after telephonic confirmation from the concerned person. Therefore, the discreet verification could not be completed.</w:t>
             </w:r>
           </w:p>
         </w:tc>
@@ -1790,6 +1813,7 @@
                 <w:sz w:val="18"/>
                 <w:szCs w:val="18"/>
               </w:rPr>
+              <w:t>Given address Photos</w:t>
             </w:r>
           </w:p>
         </w:tc>
@@ -1919,6 +1943,7 @@
                 <w:sz w:val="18"/>
                 <w:szCs w:val="18"/>
               </w:rPr>
+              <w:t xml:space="preserve">No </w:t>
             </w:r>
           </w:p>
         </w:tc>
